--- a/public/docs/HCCS-T-1.0-Template-Library.docx
+++ b/public/docs/HCCS-T-1.0-Template-Library.docx
@@ -21,7 +21,7 @@
           <w:sz w:val="72"/>
           <w:szCs w:val="72"/>
         </w:rPr>
-        <w:t xml:space="preserve">HCCS</w:t>
+        <w:t xml:space="preserve">HCCS™</w:t>
       </w:r>
     </w:p>
     <w:p>
@@ -36,7 +36,7 @@
           <w:sz w:val="36"/>
           <w:szCs w:val="36"/>
         </w:rPr>
-        <w:t xml:space="preserve">Human Capital Control Standard</w:t>
+        <w:t xml:space="preserve">Human Capital Control Standard™</w:t>
       </w:r>
     </w:p>
     <w:p>
@@ -247,7 +247,7 @@
                 <w:sz w:val="20"/>
                 <w:szCs w:val="20"/>
               </w:rPr>
-              <w:t xml:space="preserve">Human Capital Control Standard: Template Library</w:t>
+              <w:t xml:space="preserve">Human Capital Control Standard™: Template Library</w:t>
             </w:r>
           </w:p>
         </w:tc>
@@ -917,7 +917,7 @@
           <w:sz w:val="22"/>
           <w:szCs w:val="22"/>
         </w:rPr>
-        <w:t xml:space="preserve">This library provides fillable templates for implementing HCCS controls. Each template maps to specific control IDs in the Core Standard and is designed to produce the evidence required for audit.</w:t>
+        <w:t xml:space="preserve">This library provides fillable templates for implementing HCCS™ controls. Each template maps to specific control IDs in the Core Standard and is designed to produce the evidence required for audit.</w:t>
       </w:r>
     </w:p>
     <w:p>
@@ -959,7 +959,7 @@
           <wp:inline distT="0" distB="0" distL="0" distR="0">
             <wp:extent cx="5334000" cy="2971800"/>
             <wp:effectExtent t="0" r="0" b="0" l="0"/>
-            <wp:docPr id="1" name="Architecture" descr="Template Library sits in the three-document architecture" title="HCCS Document System"/>
+            <wp:docPr id="1" name="Architecture" descr="Template Library sits in the three-document architecture" title="HCCS™ Document System"/>
             <wp:cNvGraphicFramePr>
               <a:graphicFrameLocks xmlns:a="http://schemas.openxmlformats.org/drawingml/2006/main" noChangeAspect="1"/>
             </wp:cNvGraphicFramePr>

--- a/public/docs/HCCS-T-1.0-Template-Library.docx
+++ b/public/docs/HCCS-T-1.0-Template-Library.docx
@@ -552,7 +552,7 @@
                 <w:sz w:val="20"/>
                 <w:szCs w:val="20"/>
               </w:rPr>
-              <w:t xml:space="preserve">© 2026 Diane Malefyt. All rights reserved.</w:t>
+              <w:t xml:space="preserve">© 2026 IngenuityCo LLC. All rights reserved.</w:t>
             </w:r>
           </w:p>
         </w:tc>
@@ -24286,7 +24286,7 @@
         <w:sz w:val="16"/>
         <w:szCs w:val="16"/>
       </w:rPr>
-      <w:t xml:space="preserve">© 2026 Diane Malefyt. All rights reserved.</w:t>
+      <w:t xml:space="preserve">© 2026 IngenuityCo LLC. All rights reserved.</w:t>
     </w:r>
     <w:r>
       <w:rPr>
